--- a/data/revised_2026-10_full/tracked/v2/Maths/SS1.2_Indices/Mathematics_Indices_SummaryTable_TRACKED.docx
+++ b/data/revised_2026-10_full/tracked/v2/Maths/SS1.2_Indices/Mathematics_Indices_SummaryTable_TRACKED.docx
@@ -1660,7 +1660,7 @@
               </w:rPr>
               <w:t xml:space="preserve">We observed that the Kitale farmer's maize seed count doubles every season, producing the sequence 1, 2, 4, 8, …, 256 </w:t>
             </w:r>
-            <w:del w:id="9001" w:author="Claude (AI) - proposed" w:date="2026-10-15T12:57:35Z">
+            <w:del w:id="9001" w:author="Claude (AI) - proposed" w:date="2026-10-18T00:30:45Z">
               <w:r>
                 <w:rPr>
                   <w:rFonts w:ascii="Arial" w:cs="Arial" w:eastAsia="Arial" w:hAnsi="Arial"/>
@@ -1675,7 +1675,7 @@
                 <w:delText xml:space="preserve">over 8 seasons</w:delText>
               </w:r>
             </w:del>
-            <w:ins w:id="9002" w:author="Claude (AI) - proposed" w:date="2026-10-15T12:57:35Z">
+            <w:ins w:id="9002" w:author="Claude (AI) - proposed" w:date="2026-10-18T00:30:45Z">
               <w:r>
                 <w:rPr>
                   <w:rFonts w:ascii="Arial" w:cs="Arial" w:eastAsia="Arial" w:hAnsi="Arial"/>
@@ -1891,7 +1891,7 @@
         </w:rPr>
         <w:t xml:space="preserve">© 2026 SeaVuria and ARES. This work is licensed under a </w:t>
       </w:r>
-      <w:hyperlink w:history="1" r:id="rIdaunojbu1xgxt4xupqjmqv">
+      <w:hyperlink w:history="1" r:id="rIduamwjxwmjnnya_kfjwlsi">
         <w:r>
           <w:rPr>
             <w:rFonts w:ascii="Arial" w:cs="Arial" w:eastAsia="Arial" w:hAnsi="Arial"/>
@@ -1911,7 +1911,7 @@
         </w:rPr>
         <w:t xml:space="preserve"> (</w:t>
       </w:r>
-      <w:hyperlink w:history="1" r:id="rIdtipkuqh5rrmidssy7b9et">
+      <w:hyperlink w:history="1" r:id="rIdb9euu63wnblb9kw6gd3gu">
         <w:r>
           <w:rPr>
             <w:rFonts w:ascii="Arial" w:cs="Arial" w:eastAsia="Arial" w:hAnsi="Arial"/>
@@ -1931,7 +1931,7 @@
         </w:rPr>
         <w:t xml:space="preserve">). To view a copy of this license, visit </w:t>
       </w:r>
-      <w:hyperlink w:history="1" r:id="rIdhpdxemlgacivuwroqivb5">
+      <w:hyperlink w:history="1" r:id="rIdsiuuuouzqpkuamislfr-h">
         <w:r>
           <w:rPr>
             <w:rFonts w:ascii="Arial" w:cs="Arial" w:eastAsia="Arial" w:hAnsi="Arial"/>
